--- a/docs/2 - Putting ReverseBid on GitHub.docx
+++ b/docs/2 - Putting ReverseBid on GitHub.docx
@@ -701,16 +701,16 @@
           <w:sz w:val="22"/>
           <w:szCs w:val="22"/>
         </w:rPr>
-        <w:t xml:space="preserve">C:\ReverseBid\ra</w:t>
-      </w:r>
-      <w:r>
-        <w:rPr>
-          <w:rFonts w:ascii="Georgia" w:cs="Georgia" w:eastAsia="Georgia" w:hAnsi="Georgia"/>
-          <w:color w:val="1A2321"/>
-          <w:sz w:val="22"/>
-          <w:szCs w:val="22"/>
-        </w:rPr>
-        <w:t xml:space="preserve"> — the folder that contains </w:t>
+        <w:t xml:space="preserve">C:\ReverseBid</w:t>
+      </w:r>
+      <w:r>
+        <w:rPr>
+          <w:rFonts w:ascii="Georgia" w:cs="Georgia" w:eastAsia="Georgia" w:hAnsi="Georgia"/>
+          <w:color w:val="1A2321"/>
+          <w:sz w:val="22"/>
+          <w:szCs w:val="22"/>
+        </w:rPr>
+        <w:t xml:space="preserve"> — the folder that has </w:t>
       </w:r>
       <w:r>
         <w:rPr>
@@ -730,27 +730,7 @@
           <w:sz w:val="22"/>
           <w:szCs w:val="22"/>
         </w:rPr>
-        <w:t xml:space="preserve">, not the </w:t>
-      </w:r>
-      <w:r>
-        <w:rPr>
-          <w:rFonts w:ascii="Georgia" w:cs="Georgia" w:eastAsia="Georgia" w:hAnsi="Georgia"/>
-          <w:b/>
-          <w:bCs/>
-          <w:color w:val="1A2321"/>
-          <w:sz w:val="22"/>
-          <w:szCs w:val="22"/>
-        </w:rPr>
-        <w:t xml:space="preserve">ReverseBid</w:t>
-      </w:r>
-      <w:r>
-        <w:rPr>
-          <w:rFonts w:ascii="Georgia" w:cs="Georgia" w:eastAsia="Georgia" w:hAnsi="Georgia"/>
-          <w:color w:val="1A2321"/>
-          <w:sz w:val="22"/>
-          <w:szCs w:val="22"/>
-        </w:rPr>
-        <w:t xml:space="preserve"> folder above it.</w:t>
+        <w:t xml:space="preserve"> sitting directly inside it.</w:t>
       </w:r>
     </w:p>
     <w:p>
@@ -877,7 +857,7 @@
           <w:sz w:val="21"/>
           <w:szCs w:val="21"/>
         </w:rPr>
-        <w:t xml:space="preserve">“This directory does not appear to be a Git repository” means you picked the wrong folder. Go one level deeper, into the folder called </w:t>
+        <w:t xml:space="preserve">“This directory does not appear to be a Git repository” means you picked the wrong folder. The right one has </w:t>
       </w:r>
       <w:r>
         <w:rPr>
@@ -888,7 +868,7 @@
           <w:sz w:val="21"/>
           <w:szCs w:val="21"/>
         </w:rPr>
-        <w:t xml:space="preserve">ra</w:t>
+        <w:t xml:space="preserve">README.md</w:t>
       </w:r>
       <w:r>
         <w:rPr>
@@ -897,7 +877,7 @@
           <w:sz w:val="21"/>
           <w:szCs w:val="21"/>
         </w:rPr>
-        <w:t xml:space="preserve">.</w:t>
+        <w:t xml:space="preserve"> sitting directly inside it.</w:t>
       </w:r>
     </w:p>
     <w:p>
@@ -2531,7 +2511,7 @@
           <w:sz w:val="19"/>
           <w:szCs w:val="19"/>
         </w:rPr>
-        <w:t xml:space="preserve">cd /d C:\ReverseBid\ra</w:t>
+        <w:t xml:space="preserve">cd /d C:\ReverseBid</w:t>
       </w:r>
     </w:p>
     <w:p>
@@ -2654,7 +2634,7 @@
           <w:sz w:val="19"/>
           <w:szCs w:val="19"/>
         </w:rPr>
-        <w:t xml:space="preserve">cd /d C:\ReverseBid\ra</w:t>
+        <w:t xml:space="preserve">cd /d C:\ReverseBid</w:t>
       </w:r>
     </w:p>
     <w:p>
@@ -3464,7 +3444,7 @@
                 <w:sz w:val="20"/>
                 <w:szCs w:val="20"/>
               </w:rPr>
-              <w:t xml:space="preserve">C:\ReverseBid\ra</w:t>
+              <w:t xml:space="preserve">C:\ReverseBid</w:t>
             </w:r>
             <w:r>
               <w:rPr>
